--- a/2 am/cours 2/fiche.docx
+++ b/2 am/cours 2/fiche.docx
@@ -36,8 +36,6 @@
                 <w:rtl/>
               </w:rPr>
             </w:pPr>
-            <w:bookmarkStart w:id="0" w:name="_GoBack"/>
-            <w:bookmarkEnd w:id="0"/>
             <w:proofErr w:type="gramStart"/>
             <w:r>
               <w:rPr>
@@ -711,23 +709,37 @@
               <w:jc w:val="center"/>
               <w:rPr>
                 <w:bCs/>
-                <w:sz w:val="28"/>
-                <w:szCs w:val="28"/>
+                <w:sz w:val="30"/>
+                <w:szCs w:val="30"/>
                 <w:u w:val="single"/>
                 <w:rtl/>
               </w:rPr>
             </w:pPr>
-            <w:r>
-              <w:rPr>
-                <w:rFonts w:hint="cs"/>
-                <w:bCs/>
-                <w:sz w:val="28"/>
-                <w:szCs w:val="28"/>
+            <w:bookmarkStart w:id="0" w:name="_GoBack"/>
+            <w:r>
+              <w:rPr>
+                <w:rFonts w:hint="cs"/>
+                <w:bCs/>
+                <w:sz w:val="30"/>
+                <w:szCs w:val="30"/>
                 <w:u w:val="single"/>
                 <w:rtl/>
               </w:rPr>
-              <w:t>الحصة التعلمية 02 :</w:t>
-            </w:r>
+              <w:t xml:space="preserve">الحصة التعلمية </w:t>
+            </w:r>
+            <w:proofErr w:type="gramStart"/>
+            <w:r>
+              <w:rPr>
+                <w:rFonts w:hint="cs"/>
+                <w:bCs/>
+                <w:sz w:val="30"/>
+                <w:szCs w:val="30"/>
+                <w:u w:val="single"/>
+                <w:rtl/>
+              </w:rPr>
+              <w:t>02 :</w:t>
+            </w:r>
+            <w:proofErr w:type="gramEnd"/>
           </w:p>
           <w:p>
             <w:pPr>
@@ -738,8 +750,8 @@
               <w:rPr>
                 <w:b/>
                 <w:bCs/>
-                <w:sz w:val="28"/>
-                <w:szCs w:val="28"/>
+                <w:sz w:val="30"/>
+                <w:szCs w:val="30"/>
               </w:rPr>
             </w:pPr>
             <w:r>
@@ -748,8 +760,8 @@
                 <w:b/>
                 <w:bCs/>
                 <w:color w:val="FF0000"/>
-                <w:sz w:val="32"/>
-                <w:szCs w:val="32"/>
+                <w:sz w:val="30"/>
+                <w:szCs w:val="30"/>
                 <w:rtl/>
                 <w:lang w:bidi="ar-DZ"/>
               </w:rPr>
@@ -762,8 +774,8 @@
                 <w:b/>
                 <w:bCs/>
                 <w:color w:val="FF0000"/>
-                <w:sz w:val="32"/>
-                <w:szCs w:val="32"/>
+                <w:sz w:val="30"/>
+                <w:szCs w:val="30"/>
                 <w:rtl/>
                 <w:lang w:bidi="ar-DZ"/>
               </w:rPr>
@@ -776,8 +788,8 @@
                 <w:b/>
                 <w:bCs/>
                 <w:color w:val="FF0000"/>
-                <w:sz w:val="32"/>
-                <w:szCs w:val="32"/>
+                <w:sz w:val="30"/>
+                <w:szCs w:val="30"/>
                 <w:rtl/>
                 <w:lang w:bidi="ar-DZ"/>
               </w:rPr>
@@ -800,8 +812,8 @@
                 <w:b/>
                 <w:bCs/>
                 <w:color w:val="0070C0"/>
-                <w:sz w:val="28"/>
-                <w:szCs w:val="28"/>
+                <w:sz w:val="30"/>
+                <w:szCs w:val="30"/>
                 <w:u w:val="single"/>
                 <w:rtl/>
               </w:rPr>
@@ -811,8 +823,8 @@
                 <w:rFonts w:hint="cs"/>
                 <w:b/>
                 <w:bCs/>
-                <w:sz w:val="28"/>
-                <w:szCs w:val="28"/>
+                <w:sz w:val="30"/>
+                <w:szCs w:val="30"/>
                 <w:u w:val="single"/>
                 <w:rtl/>
               </w:rPr>
@@ -824,8 +836,8 @@
                 <w:rFonts w:hint="cs"/>
                 <w:b/>
                 <w:bCs/>
-                <w:sz w:val="28"/>
-                <w:szCs w:val="28"/>
+                <w:sz w:val="30"/>
+                <w:szCs w:val="30"/>
                 <w:u w:val="single"/>
                 <w:rtl/>
               </w:rPr>
@@ -837,8 +849,8 @@
                 <w:rFonts w:hint="cs"/>
                 <w:b/>
                 <w:bCs/>
-                <w:sz w:val="28"/>
-                <w:szCs w:val="28"/>
+                <w:sz w:val="30"/>
+                <w:szCs w:val="30"/>
                 <w:u w:val="single"/>
                 <w:rtl/>
               </w:rPr>
@@ -850,8 +862,8 @@
                 <w:rFonts w:hint="cs"/>
                 <w:b/>
                 <w:bCs/>
-                <w:sz w:val="28"/>
-                <w:szCs w:val="28"/>
+                <w:sz w:val="30"/>
+                <w:szCs w:val="30"/>
                 <w:u w:val="single"/>
                 <w:rtl/>
               </w:rPr>
@@ -868,8 +880,8 @@
               <w:rPr>
                 <w:b/>
                 <w:bCs/>
-                <w:sz w:val="28"/>
-                <w:szCs w:val="28"/>
+                <w:sz w:val="30"/>
+                <w:szCs w:val="30"/>
               </w:rPr>
             </w:pPr>
             <w:r>
@@ -878,8 +890,8 @@
                 <w:b/>
                 <w:bCs/>
                 <w:color w:val="FF0000"/>
-                <w:sz w:val="32"/>
-                <w:szCs w:val="32"/>
+                <w:sz w:val="30"/>
+                <w:szCs w:val="30"/>
                 <w:rtl/>
                 <w:lang w:bidi="ar-DZ"/>
               </w:rPr>
@@ -902,8 +914,8 @@
                 <w:b/>
                 <w:bCs/>
                 <w:color w:val="0070C0"/>
-                <w:sz w:val="28"/>
-                <w:szCs w:val="28"/>
+                <w:sz w:val="30"/>
+                <w:szCs w:val="30"/>
                 <w:u w:val="single"/>
                 <w:rtl/>
               </w:rPr>
@@ -913,8 +925,8 @@
                 <w:rFonts w:hint="cs"/>
                 <w:b/>
                 <w:bCs/>
-                <w:sz w:val="28"/>
-                <w:szCs w:val="28"/>
+                <w:sz w:val="30"/>
+                <w:szCs w:val="30"/>
                 <w:u w:val="single"/>
                 <w:rtl/>
               </w:rPr>
@@ -926,8 +938,8 @@
                 <w:rFonts w:hint="cs"/>
                 <w:b/>
                 <w:bCs/>
-                <w:sz w:val="28"/>
-                <w:szCs w:val="28"/>
+                <w:sz w:val="30"/>
+                <w:szCs w:val="30"/>
                 <w:u w:val="single"/>
                 <w:rtl/>
               </w:rPr>
@@ -944,8 +956,8 @@
               <w:rPr>
                 <w:b/>
                 <w:bCs/>
-                <w:sz w:val="28"/>
-                <w:szCs w:val="28"/>
+                <w:sz w:val="30"/>
+                <w:szCs w:val="30"/>
               </w:rPr>
             </w:pPr>
             <w:r>
@@ -954,8 +966,8 @@
                 <w:b/>
                 <w:bCs/>
                 <w:color w:val="FF0000"/>
-                <w:sz w:val="28"/>
-                <w:szCs w:val="28"/>
+                <w:sz w:val="30"/>
+                <w:szCs w:val="30"/>
                 <w:rtl/>
                 <w:lang w:bidi="ar-DZ"/>
               </w:rPr>
@@ -990,6 +1002,7 @@
             <w:tcW w:w="2126" w:type="dxa"/>
             <w:shd w:val="clear" w:color="auto" w:fill="E2EFD9" w:themeFill="accent6" w:themeFillTint="33"/>
           </w:tcPr>
+          <w:bookmarkEnd w:id="0"/>
           <w:p>
             <w:pPr>
               <w:bidi/>
@@ -8610,7 +8623,7 @@
 </file>
 
 <file path=customXml/itemProps1.xml><?xml version="1.0" encoding="utf-8"?>
-<ds:datastoreItem xmlns:ds="http://schemas.openxmlformats.org/officeDocument/2006/customXml" ds:itemID="{4B95EEB4-FA53-482B-9E74-EA00F12BD9F9}">
+<ds:datastoreItem xmlns:ds="http://schemas.openxmlformats.org/officeDocument/2006/customXml" ds:itemID="{C94B9B64-B1BF-47A9-99B1-08BAB8E221FE}">
   <ds:schemaRefs>
     <ds:schemaRef ds:uri="http://schemas.openxmlformats.org/officeDocument/2006/bibliography"/>
   </ds:schemaRefs>

--- a/2 am/cours 2/fiche.docx
+++ b/2 am/cours 2/fiche.docx
@@ -410,7 +410,7 @@
       <w:r>
         <w:rPr>
           <w:noProof/>
-          <w:lang w:eastAsia="fr-FR"/>
+          <w:lang w:val="en-US"/>
         </w:rPr>
         <mc:AlternateContent>
           <mc:Choice Requires="wps">
@@ -715,7 +715,6 @@
                 <w:rtl/>
               </w:rPr>
             </w:pPr>
-            <w:bookmarkStart w:id="0" w:name="_GoBack"/>
             <w:r>
               <w:rPr>
                 <w:rFonts w:hint="cs"/>
@@ -1002,7 +1001,6 @@
             <w:tcW w:w="2126" w:type="dxa"/>
             <w:shd w:val="clear" w:color="auto" w:fill="E2EFD9" w:themeFill="accent6" w:themeFillTint="33"/>
           </w:tcPr>
-          <w:bookmarkEnd w:id="0"/>
           <w:p>
             <w:pPr>
               <w:bidi/>
@@ -2119,7 +2117,7 @@
         <w:tc>
           <w:tcPr>
             <w:tcW w:w="6116" w:type="dxa"/>
-            <w:shd w:val="clear" w:color="auto" w:fill="FFF2CC" w:themeFill="accent4" w:themeFillTint="33"/>
+            <w:shd w:val="clear" w:color="auto" w:fill="DEEAF6" w:themeFill="accent1" w:themeFillTint="33"/>
             <w:vAlign w:val="center"/>
           </w:tcPr>
           <w:p>
@@ -2652,7 +2650,7 @@
         <w:tc>
           <w:tcPr>
             <w:tcW w:w="6116" w:type="dxa"/>
-            <w:shd w:val="clear" w:color="auto" w:fill="FFF2CC" w:themeFill="accent4" w:themeFillTint="33"/>
+            <w:shd w:val="clear" w:color="auto" w:fill="DEEAF6" w:themeFill="accent1" w:themeFillTint="33"/>
           </w:tcPr>
           <w:p>
             <w:pPr>
@@ -3207,7 +3205,7 @@
       <w:r>
         <w:rPr>
           <w:noProof/>
-          <w:lang w:eastAsia="fr-FR"/>
+          <w:lang w:val="en-US"/>
         </w:rPr>
         <w:lastRenderedPageBreak/>
         <mc:AlternateContent>
@@ -4603,7 +4601,7 @@
                 <w:sz w:val="28"/>
                 <w:szCs w:val="28"/>
                 <w:rtl/>
-                <w:lang w:eastAsia="fr-FR"/>
+                <w:lang w:val="en-US"/>
               </w:rPr>
               <w:drawing>
                 <wp:inline distT="0" distB="0" distL="0" distR="0" wp14:anchorId="31D6EB1B" wp14:editId="1D062E9F">
@@ -5357,7 +5355,7 @@
       <w:r>
         <w:rPr>
           <w:noProof/>
-          <w:lang w:eastAsia="fr-FR"/>
+          <w:lang w:val="en-US"/>
         </w:rPr>
         <w:lastRenderedPageBreak/>
         <mc:AlternateContent>
@@ -6218,7 +6216,7 @@
                 <w:sz w:val="28"/>
                 <w:szCs w:val="28"/>
                 <w:rtl/>
-                <w:lang w:eastAsia="fr-FR"/>
+                <w:lang w:val="en-US"/>
               </w:rPr>
               <w:drawing>
                 <wp:inline distT="0" distB="0" distL="0" distR="0" wp14:anchorId="27EEB87A" wp14:editId="0C27DE4A">
@@ -6499,19 +6497,19 @@
                 <w:szCs w:val="28"/>
                 <w:rtl/>
               </w:rPr>
-              <w:t xml:space="preserve">الفأرة فوق خط من الخطوط </w:t>
-            </w:r>
-            <w:proofErr w:type="spellStart"/>
-            <w:r>
-              <w:rPr>
-                <w:rFonts w:hint="cs"/>
-                <w:sz w:val="28"/>
-                <w:szCs w:val="28"/>
-                <w:rtl/>
-              </w:rPr>
-              <w:t>الأفوقية</w:t>
-            </w:r>
-            <w:proofErr w:type="spellEnd"/>
+              <w:t>الفأرة فوق خط من الخطوط الأف</w:t>
+            </w:r>
+            <w:bookmarkStart w:id="0" w:name="_GoBack"/>
+            <w:bookmarkEnd w:id="0"/>
+            <w:r>
+              <w:rPr>
+                <w:rFonts w:hint="cs"/>
+                <w:sz w:val="28"/>
+                <w:szCs w:val="28"/>
+                <w:rtl/>
+              </w:rPr>
+              <w:t>قية</w:t>
+            </w:r>
             <w:r>
               <w:rPr>
                 <w:rFonts w:hint="cs"/>
@@ -6528,7 +6526,7 @@
                 <w:sz w:val="28"/>
                 <w:szCs w:val="28"/>
                 <w:rtl/>
-                <w:lang w:eastAsia="fr-FR"/>
+                <w:lang w:val="en-US"/>
               </w:rPr>
               <w:drawing>
                 <wp:inline distT="0" distB="0" distL="0" distR="0" wp14:anchorId="708778AC" wp14:editId="182D5CBE">
@@ -6731,7 +6729,7 @@
         <w:r>
           <w:rPr>
             <w:noProof/>
-            <w:lang w:eastAsia="fr-FR"/>
+            <w:lang w:val="en-US"/>
           </w:rPr>
           <mc:AlternateContent>
             <mc:Choice Requires="wpg">
@@ -6868,7 +6866,7 @@
                                   <w:rPr>
                                     <w:noProof/>
                                   </w:rPr>
-                                  <w:t>3</w:t>
+                                  <w:t>1</w:t>
                                 </w:r>
                                 <w:r>
                                   <w:fldChar w:fldCharType="end"/>
@@ -6918,7 +6916,7 @@
                             <w:rPr>
                               <w:noProof/>
                             </w:rPr>
-                            <w:t>3</w:t>
+                            <w:t>1</w:t>
                           </w:r>
                           <w:r>
                             <w:fldChar w:fldCharType="end"/>
@@ -8623,7 +8621,7 @@
 </file>
 
 <file path=customXml/itemProps1.xml><?xml version="1.0" encoding="utf-8"?>
-<ds:datastoreItem xmlns:ds="http://schemas.openxmlformats.org/officeDocument/2006/customXml" ds:itemID="{C94B9B64-B1BF-47A9-99B1-08BAB8E221FE}">
+<ds:datastoreItem xmlns:ds="http://schemas.openxmlformats.org/officeDocument/2006/customXml" ds:itemID="{963896FC-94F5-4D57-A523-1CF04B840CDA}">
   <ds:schemaRefs>
     <ds:schemaRef ds:uri="http://schemas.openxmlformats.org/officeDocument/2006/bibliography"/>
   </ds:schemaRefs>
